--- a/Query Doc.docx
+++ b/Query Doc.docx
@@ -1,6 +1,6 @@
 
 <file path=word/document.xml><?xml version="1.0" encoding="utf-8"?>
-<w:document xmlns:wpc="http://schemas.microsoft.com/office/word/2010/wordprocessingCanvas" xmlns:cx="http://schemas.microsoft.com/office/drawing/2014/chartex" xmlns:cx1="http://schemas.microsoft.com/office/drawing/2015/9/8/chartex" xmlns:cx2="http://schemas.microsoft.com/office/drawing/2015/10/21/chartex" xmlns:cx3="http://schemas.microsoft.com/office/drawing/2016/5/9/chartex" xmlns:cx4="http://schemas.microsoft.com/office/drawing/2016/5/10/chartex" xmlns:cx5="http://schemas.microsoft.com/office/drawing/2016/5/11/chartex" xmlns:cx6="http://schemas.microsoft.com/office/drawing/2016/5/12/chartex" xmlns:cx7="http://schemas.microsoft.com/office/drawing/2016/5/13/chartex" xmlns:cx8="http://schemas.microsoft.com/office/drawing/2016/5/14/chartex" xmlns:mc="http://schemas.openxmlformats.org/markup-compatibility/2006" xmlns:aink="http://schemas.microsoft.com/office/drawing/2016/ink" xmlns:am3d="http://schemas.microsoft.com/office/drawing/2017/model3d" xmlns:o="urn:schemas-microsoft-com:office:office" xmlns:oel="http://schemas.microsoft.com/office/2019/extlst" xmlns:r="http://schemas.openxmlformats.org/officeDocument/2006/relationships" xmlns:m="http://schemas.openxmlformats.org/officeDocument/2006/math" xmlns:v="urn:schemas-microsoft-com:vml" xmlns:wp14="http://schemas.microsoft.com/office/word/2010/wordprocessingDrawing" xmlns:wp="http://schemas.openxmlformats.org/drawingml/2006/wordprocessingDrawing" xmlns:w10="urn:schemas-microsoft-com:office:word" xmlns:w="http://schemas.openxmlformats.org/wordprocessingml/2006/main" xmlns:w14="http://schemas.microsoft.com/office/word/2010/wordml" xmlns:w15="http://schemas.microsoft.com/office/word/2012/wordml" xmlns:w16cex="http://schemas.microsoft.com/office/word/2018/wordml/cex" xmlns:w16cid="http://schemas.microsoft.com/office/word/2016/wordml/cid" xmlns:w16="http://schemas.microsoft.com/office/word/2018/wordml" xmlns:w16sdtdh="http://schemas.microsoft.com/office/word/2020/wordml/sdtdatahash" xmlns:w16se="http://schemas.microsoft.com/office/word/2015/wordml/symex" xmlns:wpg="http://schemas.microsoft.com/office/word/2010/wordprocessingGroup" xmlns:wpi="http://schemas.microsoft.com/office/word/2010/wordprocessingInk" xmlns:wne="http://schemas.microsoft.com/office/word/2006/wordml" xmlns:wps="http://schemas.microsoft.com/office/word/2010/wordprocessingShape" mc:Ignorable="w14 w15 w16se w16cid w16 w16cex w16sdtdh wp14">
+<w:document xmlns:wpc="http://schemas.microsoft.com/office/word/2010/wordprocessingCanvas" xmlns:cx="http://schemas.microsoft.com/office/drawing/2014/chartex" xmlns:cx1="http://schemas.microsoft.com/office/drawing/2015/9/8/chartex" xmlns:cx2="http://schemas.microsoft.com/office/drawing/2015/10/21/chartex" xmlns:cx3="http://schemas.microsoft.com/office/drawing/2016/5/9/chartex" xmlns:cx4="http://schemas.microsoft.com/office/drawing/2016/5/10/chartex" xmlns:cx5="http://schemas.microsoft.com/office/drawing/2016/5/11/chartex" xmlns:cx6="http://schemas.microsoft.com/office/drawing/2016/5/12/chartex" xmlns:cx7="http://schemas.microsoft.com/office/drawing/2016/5/13/chartex" xmlns:cx8="http://schemas.microsoft.com/office/drawing/2016/5/14/chartex" xmlns:mc="http://schemas.openxmlformats.org/markup-compatibility/2006" xmlns:aink="http://schemas.microsoft.com/office/drawing/2016/ink" xmlns:am3d="http://schemas.microsoft.com/office/drawing/2017/model3d" xmlns:o="urn:schemas-microsoft-com:office:office" xmlns:oel="http://schemas.microsoft.com/office/2019/extlst" xmlns:r="http://schemas.openxmlformats.org/officeDocument/2006/relationships" xmlns:m="http://schemas.openxmlformats.org/officeDocument/2006/math" xmlns:v="urn:schemas-microsoft-com:vml" xmlns:wp14="http://schemas.microsoft.com/office/word/2010/wordprocessingDrawing" xmlns:wp="http://schemas.openxmlformats.org/drawingml/2006/wordprocessingDrawing" xmlns:w10="urn:schemas-microsoft-com:office:word" xmlns:w="http://schemas.openxmlformats.org/wordprocessingml/2006/main" xmlns:w14="http://schemas.microsoft.com/office/word/2010/wordml" xmlns:w15="http://schemas.microsoft.com/office/word/2012/wordml" xmlns:w16cex="http://schemas.microsoft.com/office/word/2018/wordml/cex" xmlns:w16cid="http://schemas.microsoft.com/office/word/2016/wordml/cid" xmlns:w16="http://schemas.microsoft.com/office/word/2018/wordml" xmlns:w16du="http://schemas.microsoft.com/office/word/2023/wordml/word16du" xmlns:w16sdtdh="http://schemas.microsoft.com/office/word/2020/wordml/sdtdatahash" xmlns:w16sdtfl="http://schemas.microsoft.com/office/word/2024/wordml/sdtformatlock" xmlns:w16se="http://schemas.microsoft.com/office/word/2015/wordml/symex" xmlns:wpg="http://schemas.microsoft.com/office/word/2010/wordprocessingGroup" xmlns:wpi="http://schemas.microsoft.com/office/word/2010/wordprocessingInk" xmlns:wne="http://schemas.microsoft.com/office/word/2006/wordml" xmlns:wps="http://schemas.microsoft.com/office/word/2010/wordprocessingShape" mc:Ignorable="w14 w15 w16se w16cid w16 w16cex w16sdtdh w16sdtfl w16du wp14">
   <w:body>
     <w:p>
       <w:pPr>
@@ -273,6 +273,9 @@
     </w:p>
     <w:p>
       <w:r>
+        <w:rPr>
+          <w:noProof/>
+        </w:rPr>
         <w:drawing>
           <wp:inline distT="0" distB="0" distL="0" distR="0" wp14:anchorId="273E4CEB" wp14:editId="76A2DDB7">
             <wp:extent cx="1180643" cy="464820"/>
@@ -595,6 +598,9 @@
     </w:p>
     <w:p>
       <w:r>
+        <w:rPr>
+          <w:noProof/>
+        </w:rPr>
         <w:drawing>
           <wp:inline distT="0" distB="0" distL="0" distR="0" wp14:anchorId="337162BC" wp14:editId="292436D2">
             <wp:extent cx="1194434" cy="434340"/>
@@ -911,6 +917,9 @@
     </w:p>
     <w:p>
       <w:r>
+        <w:rPr>
+          <w:noProof/>
+        </w:rPr>
         <w:drawing>
           <wp:inline distT="0" distB="0" distL="0" distR="0" wp14:anchorId="79B9F0AD" wp14:editId="16A33EA4">
             <wp:extent cx="1193800" cy="431605"/>
@@ -1182,6 +1191,9 @@
     </w:p>
     <w:p>
       <w:r>
+        <w:rPr>
+          <w:noProof/>
+        </w:rPr>
         <w:drawing>
           <wp:inline distT="0" distB="0" distL="0" distR="0" wp14:anchorId="0FF4DDF9" wp14:editId="68DB174A">
             <wp:extent cx="1357009" cy="411480"/>
@@ -1506,6 +1518,9 @@
     </w:p>
     <w:p>
       <w:r>
+        <w:rPr>
+          <w:noProof/>
+        </w:rPr>
         <w:drawing>
           <wp:inline distT="0" distB="0" distL="0" distR="0" wp14:anchorId="3F34239A" wp14:editId="5D7283C5">
             <wp:extent cx="1289888" cy="388620"/>
@@ -1893,6 +1908,9 @@
         </mc:AlternateContent>
       </w:r>
       <w:r>
+        <w:rPr>
+          <w:noProof/>
+        </w:rPr>
         <w:drawing>
           <wp:inline distT="0" distB="0" distL="0" distR="0" wp14:anchorId="6D17B61E" wp14:editId="56696387">
             <wp:extent cx="1436369" cy="441960"/>
@@ -2119,6 +2137,9 @@
     </w:p>
     <w:p>
       <w:r>
+        <w:rPr>
+          <w:noProof/>
+        </w:rPr>
         <w:drawing>
           <wp:inline distT="0" distB="0" distL="0" distR="0" wp14:anchorId="5FF19523" wp14:editId="32624961">
             <wp:extent cx="1524811" cy="434340"/>
@@ -2170,23 +2191,7 @@
           <w:bCs/>
           <w:color w:val="2F5496" w:themeColor="accent1" w:themeShade="BF"/>
         </w:rPr>
-        <w:t xml:space="preserve">MTD </w:t>
-      </w:r>
-      <w:r>
-        <w:rPr>
-          <w:b/>
-          <w:bCs/>
-          <w:color w:val="2F5496" w:themeColor="accent1" w:themeShade="BF"/>
-        </w:rPr>
-        <w:t xml:space="preserve">Total Amount </w:t>
-      </w:r>
-      <w:r>
-        <w:rPr>
-          <w:b/>
-          <w:bCs/>
-          <w:color w:val="2F5496" w:themeColor="accent1" w:themeShade="BF"/>
-        </w:rPr>
-        <w:t>Received</w:t>
+        <w:t>MTD Total Amount Received</w:t>
       </w:r>
     </w:p>
     <w:p>
@@ -2470,6 +2475,7 @@
       <w:r>
         <w:rPr>
           <w:rFonts w:ascii="Consolas" w:hAnsi="Consolas" w:cs="Consolas"/>
+          <w:noProof/>
           <w:color w:val="000000"/>
           <w:kern w:val="0"/>
           <w:sz w:val="19"/>
@@ -2526,15 +2532,7 @@
           <w:bCs/>
           <w:color w:val="2F5496" w:themeColor="accent1" w:themeShade="BF"/>
         </w:rPr>
-        <w:t>P</w:t>
-      </w:r>
-      <w:r>
-        <w:rPr>
-          <w:b/>
-          <w:bCs/>
-          <w:color w:val="2F5496" w:themeColor="accent1" w:themeShade="BF"/>
-        </w:rPr>
-        <w:t>MTD Total Amount Received</w:t>
+        <w:t>PMTD Total Amount Received</w:t>
       </w:r>
     </w:p>
     <w:p>
@@ -2882,6 +2880,7 @@
       <w:r>
         <w:rPr>
           <w:rFonts w:ascii="Consolas" w:hAnsi="Consolas" w:cs="Consolas"/>
+          <w:noProof/>
           <w:color w:val="000000"/>
           <w:kern w:val="0"/>
           <w:sz w:val="19"/>
@@ -3003,7 +3002,18 @@
           <w:sz w:val="19"/>
           <w:szCs w:val="19"/>
         </w:rPr>
-        <w:t>int_rate</w:t>
+        <w:t>int_</w:t>
+      </w:r>
+      <w:proofErr w:type="gramStart"/>
+      <w:r>
+        <w:rPr>
+          <w:rFonts w:ascii="Consolas" w:hAnsi="Consolas" w:cs="Consolas"/>
+          <w:color w:val="000000"/>
+          <w:kern w:val="0"/>
+          <w:sz w:val="19"/>
+          <w:szCs w:val="19"/>
+        </w:rPr>
+        <w:t>rate</w:t>
       </w:r>
       <w:proofErr w:type="spellEnd"/>
       <w:r>
@@ -3016,6 +3026,7 @@
         </w:rPr>
         <w:t>)*</w:t>
       </w:r>
+      <w:proofErr w:type="gramEnd"/>
       <w:r>
         <w:rPr>
           <w:rFonts w:ascii="Consolas" w:hAnsi="Consolas" w:cs="Consolas"/>
@@ -3103,6 +3114,9 @@
     </w:p>
     <w:p>
       <w:r>
+        <w:rPr>
+          <w:noProof/>
+        </w:rPr>
         <w:drawing>
           <wp:inline distT="0" distB="0" distL="0" distR="0" wp14:anchorId="4EE13EE8" wp14:editId="18C7A516">
             <wp:extent cx="1325880" cy="458209"/>
@@ -3222,7 +3236,18 @@
           <w:sz w:val="19"/>
           <w:szCs w:val="19"/>
         </w:rPr>
-        <w:t>int_rate</w:t>
+        <w:t>int_</w:t>
+      </w:r>
+      <w:proofErr w:type="gramStart"/>
+      <w:r>
+        <w:rPr>
+          <w:rFonts w:ascii="Consolas" w:hAnsi="Consolas" w:cs="Consolas"/>
+          <w:color w:val="000000"/>
+          <w:kern w:val="0"/>
+          <w:sz w:val="19"/>
+          <w:szCs w:val="19"/>
+        </w:rPr>
+        <w:t>rate</w:t>
       </w:r>
       <w:proofErr w:type="spellEnd"/>
       <w:r>
@@ -3235,6 +3260,7 @@
         </w:rPr>
         <w:t>)*</w:t>
       </w:r>
+      <w:proofErr w:type="gramEnd"/>
       <w:r>
         <w:rPr>
           <w:rFonts w:ascii="Consolas" w:hAnsi="Consolas" w:cs="Consolas"/>
@@ -3427,6 +3453,9 @@
     </w:p>
     <w:p>
       <w:r>
+        <w:rPr>
+          <w:noProof/>
+        </w:rPr>
         <w:drawing>
           <wp:inline distT="0" distB="0" distL="0" distR="0" wp14:anchorId="52B0C6C8" wp14:editId="727458D4">
             <wp:extent cx="1358306" cy="449580"/>
@@ -3478,15 +3507,7 @@
           <w:bCs/>
           <w:color w:val="2F5496" w:themeColor="accent1" w:themeShade="BF"/>
         </w:rPr>
-        <w:t>P</w:t>
-      </w:r>
-      <w:r>
-        <w:rPr>
-          <w:b/>
-          <w:bCs/>
-          <w:color w:val="2F5496" w:themeColor="accent1" w:themeShade="BF"/>
-        </w:rPr>
-        <w:t>MTD Average Interest</w:t>
+        <w:t>PMTD Average Interest</w:t>
       </w:r>
     </w:p>
     <w:p>
@@ -3554,7 +3575,18 @@
           <w:sz w:val="19"/>
           <w:szCs w:val="19"/>
         </w:rPr>
-        <w:t>int_rate</w:t>
+        <w:t>int_</w:t>
+      </w:r>
+      <w:proofErr w:type="gramStart"/>
+      <w:r>
+        <w:rPr>
+          <w:rFonts w:ascii="Consolas" w:hAnsi="Consolas" w:cs="Consolas"/>
+          <w:color w:val="000000"/>
+          <w:kern w:val="0"/>
+          <w:sz w:val="19"/>
+          <w:szCs w:val="19"/>
+        </w:rPr>
+        <w:t>rate</w:t>
       </w:r>
       <w:proofErr w:type="spellEnd"/>
       <w:r>
@@ -3567,6 +3599,7 @@
         </w:rPr>
         <w:t>)*</w:t>
       </w:r>
+      <w:proofErr w:type="gramEnd"/>
       <w:r>
         <w:rPr>
           <w:rFonts w:ascii="Consolas" w:hAnsi="Consolas" w:cs="Consolas"/>
@@ -3759,6 +3792,9 @@
     </w:p>
     <w:p>
       <w:r>
+        <w:rPr>
+          <w:noProof/>
+        </w:rPr>
         <w:drawing>
           <wp:inline distT="0" distB="0" distL="0" distR="0" wp14:anchorId="40354FEC" wp14:editId="3A1D05F6">
             <wp:extent cx="1390649" cy="457200"/>
@@ -4063,6 +4099,9 @@
     </w:p>
     <w:p>
       <w:r>
+        <w:rPr>
+          <w:noProof/>
+        </w:rPr>
         <w:drawing>
           <wp:inline distT="0" distB="0" distL="0" distR="0" wp14:anchorId="49D910E2" wp14:editId="54AC5CAE">
             <wp:extent cx="1234440" cy="423237"/>
@@ -4405,6 +4444,9 @@
     </w:p>
     <w:p>
       <w:r>
+        <w:rPr>
+          <w:noProof/>
+        </w:rPr>
         <w:drawing>
           <wp:inline distT="0" distB="0" distL="0" distR="0" wp14:anchorId="3866DA27" wp14:editId="2D2A6E9B">
             <wp:extent cx="1224596" cy="441960"/>
@@ -4456,15 +4498,7 @@
           <w:bCs/>
           <w:color w:val="2F5496" w:themeColor="accent1" w:themeShade="BF"/>
         </w:rPr>
-        <w:t>P</w:t>
-      </w:r>
-      <w:r>
-        <w:rPr>
-          <w:b/>
-          <w:bCs/>
-          <w:color w:val="2F5496" w:themeColor="accent1" w:themeShade="BF"/>
-        </w:rPr>
-        <w:t xml:space="preserve">MTD </w:t>
+        <w:t xml:space="preserve">PMTD </w:t>
       </w:r>
       <w:proofErr w:type="spellStart"/>
       <w:r>
@@ -4755,6 +4789,9 @@
     </w:p>
     <w:p>
       <w:r>
+        <w:rPr>
+          <w:noProof/>
+        </w:rPr>
         <w:drawing>
           <wp:inline distT="0" distB="0" distL="0" distR="0" wp14:anchorId="22FEF1B7" wp14:editId="1C31CCC6">
             <wp:extent cx="1257300" cy="434508"/>
@@ -5378,6 +5415,7 @@
         <w:rPr>
           <w:b/>
           <w:bCs/>
+          <w:noProof/>
           <w:color w:val="2F5496" w:themeColor="accent1" w:themeShade="BF"/>
         </w:rPr>
         <w:drawing>
@@ -5772,6 +5810,7 @@
         <w:rPr>
           <w:b/>
           <w:bCs/>
+          <w:noProof/>
           <w:color w:val="2F5496" w:themeColor="accent1" w:themeShade="BF"/>
         </w:rPr>
         <w:drawing>
@@ -6168,6 +6207,7 @@
         <w:rPr>
           <w:b/>
           <w:bCs/>
+          <w:noProof/>
           <w:color w:val="2F5496" w:themeColor="accent1" w:themeShade="BF"/>
         </w:rPr>
         <w:drawing>
@@ -6231,15 +6271,7 @@
           <w:color w:val="2F5496" w:themeColor="accent1" w:themeShade="BF"/>
         </w:rPr>
         <w:lastRenderedPageBreak/>
-        <w:t>Good Loan Amount</w:t>
-      </w:r>
-      <w:r>
-        <w:rPr>
-          <w:b/>
-          <w:bCs/>
-          <w:color w:val="2F5496" w:themeColor="accent1" w:themeShade="BF"/>
-        </w:rPr>
-        <w:t xml:space="preserve"> Received</w:t>
+        <w:t>Good Loan Amount Received</w:t>
       </w:r>
     </w:p>
     <w:p>
@@ -6580,6 +6612,7 @@
         <w:rPr>
           <w:b/>
           <w:bCs/>
+          <w:noProof/>
           <w:color w:val="2F5496" w:themeColor="accent1" w:themeShade="BF"/>
         </w:rPr>
         <w:drawing>
@@ -7151,6 +7184,7 @@
         <w:rPr>
           <w:b/>
           <w:bCs/>
+          <w:noProof/>
           <w:color w:val="2F5496" w:themeColor="accent1" w:themeShade="BF"/>
         </w:rPr>
         <w:drawing>
@@ -7471,6 +7505,7 @@
         <w:rPr>
           <w:b/>
           <w:bCs/>
+          <w:noProof/>
           <w:color w:val="2F5496" w:themeColor="accent1" w:themeShade="BF"/>
         </w:rPr>
         <w:drawing>
@@ -7793,6 +7828,7 @@
         <w:rPr>
           <w:b/>
           <w:bCs/>
+          <w:noProof/>
           <w:color w:val="2F5496" w:themeColor="accent1" w:themeShade="BF"/>
         </w:rPr>
         <w:drawing>
@@ -8115,6 +8151,7 @@
         <w:rPr>
           <w:b/>
           <w:bCs/>
+          <w:noProof/>
           <w:color w:val="2F5496" w:themeColor="accent1" w:themeShade="BF"/>
         </w:rPr>
         <w:drawing>
@@ -9144,6 +9181,7 @@
         <w:rPr>
           <w:b/>
           <w:bCs/>
+          <w:noProof/>
           <w:color w:val="2F5496" w:themeColor="accent1" w:themeShade="BF"/>
         </w:rPr>
         <w:drawing>
@@ -9767,6 +9805,7 @@
         <w:rPr>
           <w:b/>
           <w:bCs/>
+          <w:noProof/>
           <w:color w:val="2F5496" w:themeColor="accent1" w:themeShade="BF"/>
         </w:rPr>
         <w:drawing>
@@ -10826,6 +10865,7 @@
         </w:rPr>
         <w:t xml:space="preserve"> </w:t>
       </w:r>
+      <w:proofErr w:type="gramStart"/>
       <w:r>
         <w:rPr>
           <w:rFonts w:ascii="Consolas" w:hAnsi="Consolas" w:cs="Consolas"/>
@@ -10846,6 +10886,7 @@
         </w:rPr>
         <w:t>(</w:t>
       </w:r>
+      <w:proofErr w:type="gramEnd"/>
       <w:r>
         <w:rPr>
           <w:rFonts w:ascii="Consolas" w:hAnsi="Consolas" w:cs="Consolas"/>
@@ -11004,6 +11045,7 @@
         <w:rPr>
           <w:b/>
           <w:bCs/>
+          <w:noProof/>
           <w:color w:val="2F5496" w:themeColor="accent1" w:themeShade="BF"/>
         </w:rPr>
         <w:drawing>
@@ -11926,6 +11968,7 @@
           <w:rFonts w:cstheme="minorHAnsi"/>
           <w:b/>
           <w:bCs/>
+          <w:noProof/>
           <w:color w:val="833C0B" w:themeColor="accent2" w:themeShade="80"/>
           <w:kern w:val="0"/>
           <w:sz w:val="28"/>
@@ -12634,6 +12677,7 @@
           <w:rFonts w:cstheme="minorHAnsi"/>
           <w:b/>
           <w:bCs/>
+          <w:noProof/>
           <w:color w:val="833C0B" w:themeColor="accent2" w:themeShade="80"/>
           <w:kern w:val="0"/>
           <w:sz w:val="28"/>
@@ -12817,8 +12861,20 @@
           <w:sz w:val="19"/>
           <w:szCs w:val="19"/>
         </w:rPr>
-        <w:t xml:space="preserve"> Employee_Length</w:t>
-      </w:r>
+        <w:t xml:space="preserve"> </w:t>
+      </w:r>
+      <w:proofErr w:type="spellStart"/>
+      <w:r>
+        <w:rPr>
+          <w:rFonts w:ascii="Consolas" w:hAnsi="Consolas" w:cs="Consolas"/>
+          <w:color w:val="000000"/>
+          <w:kern w:val="0"/>
+          <w:sz w:val="19"/>
+          <w:szCs w:val="19"/>
+        </w:rPr>
+        <w:t>Employee_Length</w:t>
+      </w:r>
+      <w:proofErr w:type="spellEnd"/>
       <w:r>
         <w:rPr>
           <w:rFonts w:ascii="Consolas" w:hAnsi="Consolas" w:cs="Consolas"/>
@@ -13386,6 +13442,7 @@
           <w:rFonts w:cstheme="minorHAnsi"/>
           <w:b/>
           <w:bCs/>
+          <w:noProof/>
           <w:color w:val="833C0B" w:themeColor="accent2" w:themeShade="80"/>
           <w:kern w:val="0"/>
           <w:sz w:val="28"/>
@@ -14079,6 +14136,7 @@
           <w:rFonts w:cstheme="minorHAnsi"/>
           <w:b/>
           <w:bCs/>
+          <w:noProof/>
           <w:color w:val="833C0B" w:themeColor="accent2" w:themeShade="80"/>
           <w:kern w:val="0"/>
           <w:sz w:val="28"/>
@@ -14844,6 +14902,7 @@
           <w:rFonts w:cstheme="minorHAnsi"/>
           <w:b/>
           <w:bCs/>
+          <w:noProof/>
           <w:color w:val="833C0B" w:themeColor="accent2" w:themeShade="80"/>
           <w:kern w:val="0"/>
           <w:sz w:val="28"/>
@@ -15785,8 +15844,7 @@
     <w:sectPr>
       <w:headerReference w:type="even" r:id="rId38"/>
       <w:headerReference w:type="default" r:id="rId39"/>
-      <w:footerReference w:type="default" r:id="rId40"/>
-      <w:headerReference w:type="first" r:id="rId41"/>
+      <w:headerReference w:type="first" r:id="rId40"/>
       <w:pgSz w:w="11906" w:h="16838"/>
       <w:pgMar w:top="1440" w:right="1440" w:bottom="1440" w:left="1440" w:header="708" w:footer="708" w:gutter="0"/>
       <w:cols w:space="708"/>
@@ -15797,7 +15855,7 @@
 </file>
 
 <file path=word/endnotes.xml><?xml version="1.0" encoding="utf-8"?>
-<w:endnotes xmlns:wpc="http://schemas.microsoft.com/office/word/2010/wordprocessingCanvas" xmlns:cx="http://schemas.microsoft.com/office/drawing/2014/chartex" xmlns:cx1="http://schemas.microsoft.com/office/drawing/2015/9/8/chartex" xmlns:cx2="http://schemas.microsoft.com/office/drawing/2015/10/21/chartex" xmlns:cx3="http://schemas.microsoft.com/office/drawing/2016/5/9/chartex" xmlns:cx4="http://schemas.microsoft.com/office/drawing/2016/5/10/chartex" xmlns:cx5="http://schemas.microsoft.com/office/drawing/2016/5/11/chartex" xmlns:cx6="http://schemas.microsoft.com/office/drawing/2016/5/12/chartex" xmlns:cx7="http://schemas.microsoft.com/office/drawing/2016/5/13/chartex" xmlns:cx8="http://schemas.microsoft.com/office/drawing/2016/5/14/chartex" xmlns:mc="http://schemas.openxmlformats.org/markup-compatibility/2006" xmlns:aink="http://schemas.microsoft.com/office/drawing/2016/ink" xmlns:am3d="http://schemas.microsoft.com/office/drawing/2017/model3d" xmlns:o="urn:schemas-microsoft-com:office:office" xmlns:oel="http://schemas.microsoft.com/office/2019/extlst" xmlns:r="http://schemas.openxmlformats.org/officeDocument/2006/relationships" xmlns:m="http://schemas.openxmlformats.org/officeDocument/2006/math" xmlns:v="urn:schemas-microsoft-com:vml" xmlns:wp14="http://schemas.microsoft.com/office/word/2010/wordprocessingDrawing" xmlns:wp="http://schemas.openxmlformats.org/drawingml/2006/wordprocessingDrawing" xmlns:w10="urn:schemas-microsoft-com:office:word" xmlns:w="http://schemas.openxmlformats.org/wordprocessingml/2006/main" xmlns:w14="http://schemas.microsoft.com/office/word/2010/wordml" xmlns:w15="http://schemas.microsoft.com/office/word/2012/wordml" xmlns:w16cex="http://schemas.microsoft.com/office/word/2018/wordml/cex" xmlns:w16cid="http://schemas.microsoft.com/office/word/2016/wordml/cid" xmlns:w16="http://schemas.microsoft.com/office/word/2018/wordml" xmlns:w16sdtdh="http://schemas.microsoft.com/office/word/2020/wordml/sdtdatahash" xmlns:w16se="http://schemas.microsoft.com/office/word/2015/wordml/symex" xmlns:wpg="http://schemas.microsoft.com/office/word/2010/wordprocessingGroup" xmlns:wpi="http://schemas.microsoft.com/office/word/2010/wordprocessingInk" xmlns:wne="http://schemas.microsoft.com/office/word/2006/wordml" xmlns:wps="http://schemas.microsoft.com/office/word/2010/wordprocessingShape" mc:Ignorable="w14 w15 w16se w16cid w16 w16cex w16sdtdh wp14">
+<w:endnotes xmlns:wpc="http://schemas.microsoft.com/office/word/2010/wordprocessingCanvas" xmlns:cx="http://schemas.microsoft.com/office/drawing/2014/chartex" xmlns:cx1="http://schemas.microsoft.com/office/drawing/2015/9/8/chartex" xmlns:cx2="http://schemas.microsoft.com/office/drawing/2015/10/21/chartex" xmlns:cx3="http://schemas.microsoft.com/office/drawing/2016/5/9/chartex" xmlns:cx4="http://schemas.microsoft.com/office/drawing/2016/5/10/chartex" xmlns:cx5="http://schemas.microsoft.com/office/drawing/2016/5/11/chartex" xmlns:cx6="http://schemas.microsoft.com/office/drawing/2016/5/12/chartex" xmlns:cx7="http://schemas.microsoft.com/office/drawing/2016/5/13/chartex" xmlns:cx8="http://schemas.microsoft.com/office/drawing/2016/5/14/chartex" xmlns:mc="http://schemas.openxmlformats.org/markup-compatibility/2006" xmlns:aink="http://schemas.microsoft.com/office/drawing/2016/ink" xmlns:am3d="http://schemas.microsoft.com/office/drawing/2017/model3d" xmlns:o="urn:schemas-microsoft-com:office:office" xmlns:oel="http://schemas.microsoft.com/office/2019/extlst" xmlns:r="http://schemas.openxmlformats.org/officeDocument/2006/relationships" xmlns:m="http://schemas.openxmlformats.org/officeDocument/2006/math" xmlns:v="urn:schemas-microsoft-com:vml" xmlns:wp14="http://schemas.microsoft.com/office/word/2010/wordprocessingDrawing" xmlns:wp="http://schemas.openxmlformats.org/drawingml/2006/wordprocessingDrawing" xmlns:w10="urn:schemas-microsoft-com:office:word" xmlns:w="http://schemas.openxmlformats.org/wordprocessingml/2006/main" xmlns:w14="http://schemas.microsoft.com/office/word/2010/wordml" xmlns:w15="http://schemas.microsoft.com/office/word/2012/wordml" xmlns:w16cex="http://schemas.microsoft.com/office/word/2018/wordml/cex" xmlns:w16cid="http://schemas.microsoft.com/office/word/2016/wordml/cid" xmlns:w16="http://schemas.microsoft.com/office/word/2018/wordml" xmlns:w16du="http://schemas.microsoft.com/office/word/2023/wordml/word16du" xmlns:w16sdtdh="http://schemas.microsoft.com/office/word/2020/wordml/sdtdatahash" xmlns:w16sdtfl="http://schemas.microsoft.com/office/word/2024/wordml/sdtformatlock" xmlns:w16se="http://schemas.microsoft.com/office/word/2015/wordml/symex" xmlns:wpg="http://schemas.microsoft.com/office/word/2010/wordprocessingGroup" xmlns:wpi="http://schemas.microsoft.com/office/word/2010/wordprocessingInk" xmlns:wne="http://schemas.microsoft.com/office/word/2006/wordml" xmlns:wps="http://schemas.microsoft.com/office/word/2010/wordprocessingShape" mc:Ignorable="w14 w15 w16se w16cid w16 w16cex w16sdtdh w16sdtfl w16du wp14">
   <w:endnote w:type="separator" w:id="-1">
     <w:p>
       <w:pPr>
@@ -15821,29 +15879,8 @@
 </w:endnotes>
 </file>
 
-<file path=word/footer1.xml><?xml version="1.0" encoding="utf-8"?>
-<w:ftr xmlns:wpc="http://schemas.microsoft.com/office/word/2010/wordprocessingCanvas" xmlns:cx="http://schemas.microsoft.com/office/drawing/2014/chartex" xmlns:cx1="http://schemas.microsoft.com/office/drawing/2015/9/8/chartex" xmlns:cx2="http://schemas.microsoft.com/office/drawing/2015/10/21/chartex" xmlns:cx3="http://schemas.microsoft.com/office/drawing/2016/5/9/chartex" xmlns:cx4="http://schemas.microsoft.com/office/drawing/2016/5/10/chartex" xmlns:cx5="http://schemas.microsoft.com/office/drawing/2016/5/11/chartex" xmlns:cx6="http://schemas.microsoft.com/office/drawing/2016/5/12/chartex" xmlns:cx7="http://schemas.microsoft.com/office/drawing/2016/5/13/chartex" xmlns:cx8="http://schemas.microsoft.com/office/drawing/2016/5/14/chartex" xmlns:mc="http://schemas.openxmlformats.org/markup-compatibility/2006" xmlns:aink="http://schemas.microsoft.com/office/drawing/2016/ink" xmlns:am3d="http://schemas.microsoft.com/office/drawing/2017/model3d" xmlns:o="urn:schemas-microsoft-com:office:office" xmlns:oel="http://schemas.microsoft.com/office/2019/extlst" xmlns:r="http://schemas.openxmlformats.org/officeDocument/2006/relationships" xmlns:m="http://schemas.openxmlformats.org/officeDocument/2006/math" xmlns:v="urn:schemas-microsoft-com:vml" xmlns:wp14="http://schemas.microsoft.com/office/word/2010/wordprocessingDrawing" xmlns:wp="http://schemas.openxmlformats.org/drawingml/2006/wordprocessingDrawing" xmlns:w10="urn:schemas-microsoft-com:office:word" xmlns:w="http://schemas.openxmlformats.org/wordprocessingml/2006/main" xmlns:w14="http://schemas.microsoft.com/office/word/2010/wordml" xmlns:w15="http://schemas.microsoft.com/office/word/2012/wordml" xmlns:w16cex="http://schemas.microsoft.com/office/word/2018/wordml/cex" xmlns:w16cid="http://schemas.microsoft.com/office/word/2016/wordml/cid" xmlns:w16="http://schemas.microsoft.com/office/word/2018/wordml" xmlns:w16sdtdh="http://schemas.microsoft.com/office/word/2020/wordml/sdtdatahash" xmlns:w16se="http://schemas.microsoft.com/office/word/2015/wordml/symex" xmlns:wpg="http://schemas.microsoft.com/office/word/2010/wordprocessingGroup" xmlns:wpi="http://schemas.microsoft.com/office/word/2010/wordprocessingInk" xmlns:wne="http://schemas.microsoft.com/office/word/2006/wordml" xmlns:wps="http://schemas.microsoft.com/office/word/2010/wordprocessingShape" mc:Ignorable="w14 w15 w16se w16cid w16 w16cex w16sdtdh wp14">
-  <w:p>
-    <w:pPr>
-      <w:pStyle w:val="Footer"/>
-      <w:rPr>
-        <w:i/>
-        <w:iCs/>
-      </w:rPr>
-    </w:pPr>
-    <w:r>
-      <w:rPr>
-        <w:i/>
-        <w:iCs/>
-      </w:rPr>
-      <w:t>Copyrights – Data Tutorials</w:t>
-    </w:r>
-  </w:p>
-</w:ftr>
-</file>
-
 <file path=word/footnotes.xml><?xml version="1.0" encoding="utf-8"?>
-<w:footnotes xmlns:wpc="http://schemas.microsoft.com/office/word/2010/wordprocessingCanvas" xmlns:cx="http://schemas.microsoft.com/office/drawing/2014/chartex" xmlns:cx1="http://schemas.microsoft.com/office/drawing/2015/9/8/chartex" xmlns:cx2="http://schemas.microsoft.com/office/drawing/2015/10/21/chartex" xmlns:cx3="http://schemas.microsoft.com/office/drawing/2016/5/9/chartex" xmlns:cx4="http://schemas.microsoft.com/office/drawing/2016/5/10/chartex" xmlns:cx5="http://schemas.microsoft.com/office/drawing/2016/5/11/chartex" xmlns:cx6="http://schemas.microsoft.com/office/drawing/2016/5/12/chartex" xmlns:cx7="http://schemas.microsoft.com/office/drawing/2016/5/13/chartex" xmlns:cx8="http://schemas.microsoft.com/office/drawing/2016/5/14/chartex" xmlns:mc="http://schemas.openxmlformats.org/markup-compatibility/2006" xmlns:aink="http://schemas.microsoft.com/office/drawing/2016/ink" xmlns:am3d="http://schemas.microsoft.com/office/drawing/2017/model3d" xmlns:o="urn:schemas-microsoft-com:office:office" xmlns:oel="http://schemas.microsoft.com/office/2019/extlst" xmlns:r="http://schemas.openxmlformats.org/officeDocument/2006/relationships" xmlns:m="http://schemas.openxmlformats.org/officeDocument/2006/math" xmlns:v="urn:schemas-microsoft-com:vml" xmlns:wp14="http://schemas.microsoft.com/office/word/2010/wordprocessingDrawing" xmlns:wp="http://schemas.openxmlformats.org/drawingml/2006/wordprocessingDrawing" xmlns:w10="urn:schemas-microsoft-com:office:word" xmlns:w="http://schemas.openxmlformats.org/wordprocessingml/2006/main" xmlns:w14="http://schemas.microsoft.com/office/word/2010/wordml" xmlns:w15="http://schemas.microsoft.com/office/word/2012/wordml" xmlns:w16cex="http://schemas.microsoft.com/office/word/2018/wordml/cex" xmlns:w16cid="http://schemas.microsoft.com/office/word/2016/wordml/cid" xmlns:w16="http://schemas.microsoft.com/office/word/2018/wordml" xmlns:w16sdtdh="http://schemas.microsoft.com/office/word/2020/wordml/sdtdatahash" xmlns:w16se="http://schemas.microsoft.com/office/word/2015/wordml/symex" xmlns:wpg="http://schemas.microsoft.com/office/word/2010/wordprocessingGroup" xmlns:wpi="http://schemas.microsoft.com/office/word/2010/wordprocessingInk" xmlns:wne="http://schemas.microsoft.com/office/word/2006/wordml" xmlns:wps="http://schemas.microsoft.com/office/word/2010/wordprocessingShape" mc:Ignorable="w14 w15 w16se w16cid w16 w16cex w16sdtdh wp14">
+<w:footnotes xmlns:wpc="http://schemas.microsoft.com/office/word/2010/wordprocessingCanvas" xmlns:cx="http://schemas.microsoft.com/office/drawing/2014/chartex" xmlns:cx1="http://schemas.microsoft.com/office/drawing/2015/9/8/chartex" xmlns:cx2="http://schemas.microsoft.com/office/drawing/2015/10/21/chartex" xmlns:cx3="http://schemas.microsoft.com/office/drawing/2016/5/9/chartex" xmlns:cx4="http://schemas.microsoft.com/office/drawing/2016/5/10/chartex" xmlns:cx5="http://schemas.microsoft.com/office/drawing/2016/5/11/chartex" xmlns:cx6="http://schemas.microsoft.com/office/drawing/2016/5/12/chartex" xmlns:cx7="http://schemas.microsoft.com/office/drawing/2016/5/13/chartex" xmlns:cx8="http://schemas.microsoft.com/office/drawing/2016/5/14/chartex" xmlns:mc="http://schemas.openxmlformats.org/markup-compatibility/2006" xmlns:aink="http://schemas.microsoft.com/office/drawing/2016/ink" xmlns:am3d="http://schemas.microsoft.com/office/drawing/2017/model3d" xmlns:o="urn:schemas-microsoft-com:office:office" xmlns:oel="http://schemas.microsoft.com/office/2019/extlst" xmlns:r="http://schemas.openxmlformats.org/officeDocument/2006/relationships" xmlns:m="http://schemas.openxmlformats.org/officeDocument/2006/math" xmlns:v="urn:schemas-microsoft-com:vml" xmlns:wp14="http://schemas.microsoft.com/office/word/2010/wordprocessingDrawing" xmlns:wp="http://schemas.openxmlformats.org/drawingml/2006/wordprocessingDrawing" xmlns:w10="urn:schemas-microsoft-com:office:word" xmlns:w="http://schemas.openxmlformats.org/wordprocessingml/2006/main" xmlns:w14="http://schemas.microsoft.com/office/word/2010/wordml" xmlns:w15="http://schemas.microsoft.com/office/word/2012/wordml" xmlns:w16cex="http://schemas.microsoft.com/office/word/2018/wordml/cex" xmlns:w16cid="http://schemas.microsoft.com/office/word/2016/wordml/cid" xmlns:w16="http://schemas.microsoft.com/office/word/2018/wordml" xmlns:w16du="http://schemas.microsoft.com/office/word/2023/wordml/word16du" xmlns:w16sdtdh="http://schemas.microsoft.com/office/word/2020/wordml/sdtdatahash" xmlns:w16sdtfl="http://schemas.microsoft.com/office/word/2024/wordml/sdtformatlock" xmlns:w16se="http://schemas.microsoft.com/office/word/2015/wordml/symex" xmlns:wpg="http://schemas.microsoft.com/office/word/2010/wordprocessingGroup" xmlns:wpi="http://schemas.microsoft.com/office/word/2010/wordprocessingInk" xmlns:wne="http://schemas.microsoft.com/office/word/2006/wordml" xmlns:wps="http://schemas.microsoft.com/office/word/2010/wordprocessingShape" mc:Ignorable="w14 w15 w16se w16cid w16 w16cex w16sdtdh w16sdtfl w16du wp14">
   <w:footnote w:type="separator" w:id="-1">
     <w:p>
       <w:pPr>
@@ -15868,52 +15905,17 @@
 </file>
 
 <file path=word/header1.xml><?xml version="1.0" encoding="utf-8"?>
-<w:hdr xmlns:wpc="http://schemas.microsoft.com/office/word/2010/wordprocessingCanvas" xmlns:cx="http://schemas.microsoft.com/office/drawing/2014/chartex" xmlns:cx1="http://schemas.microsoft.com/office/drawing/2015/9/8/chartex" xmlns:cx2="http://schemas.microsoft.com/office/drawing/2015/10/21/chartex" xmlns:cx3="http://schemas.microsoft.com/office/drawing/2016/5/9/chartex" xmlns:cx4="http://schemas.microsoft.com/office/drawing/2016/5/10/chartex" xmlns:cx5="http://schemas.microsoft.com/office/drawing/2016/5/11/chartex" xmlns:cx6="http://schemas.microsoft.com/office/drawing/2016/5/12/chartex" xmlns:cx7="http://schemas.microsoft.com/office/drawing/2016/5/13/chartex" xmlns:cx8="http://schemas.microsoft.com/office/drawing/2016/5/14/chartex" xmlns:mc="http://schemas.openxmlformats.org/markup-compatibility/2006" xmlns:aink="http://schemas.microsoft.com/office/drawing/2016/ink" xmlns:am3d="http://schemas.microsoft.com/office/drawing/2017/model3d" xmlns:o="urn:schemas-microsoft-com:office:office" xmlns:oel="http://schemas.microsoft.com/office/2019/extlst" xmlns:r="http://schemas.openxmlformats.org/officeDocument/2006/relationships" xmlns:m="http://schemas.openxmlformats.org/officeDocument/2006/math" xmlns:v="urn:schemas-microsoft-com:vml" xmlns:wp14="http://schemas.microsoft.com/office/word/2010/wordprocessingDrawing" xmlns:wp="http://schemas.openxmlformats.org/drawingml/2006/wordprocessingDrawing" xmlns:w10="urn:schemas-microsoft-com:office:word" xmlns:w="http://schemas.openxmlformats.org/wordprocessingml/2006/main" xmlns:w14="http://schemas.microsoft.com/office/word/2010/wordml" xmlns:w15="http://schemas.microsoft.com/office/word/2012/wordml" xmlns:w16cex="http://schemas.microsoft.com/office/word/2018/wordml/cex" xmlns:w16cid="http://schemas.microsoft.com/office/word/2016/wordml/cid" xmlns:w16="http://schemas.microsoft.com/office/word/2018/wordml" xmlns:w16sdtdh="http://schemas.microsoft.com/office/word/2020/wordml/sdtdatahash" xmlns:w16se="http://schemas.microsoft.com/office/word/2015/wordml/symex" xmlns:wpg="http://schemas.microsoft.com/office/word/2010/wordprocessingGroup" xmlns:wpi="http://schemas.microsoft.com/office/word/2010/wordprocessingInk" xmlns:wne="http://schemas.microsoft.com/office/word/2006/wordml" xmlns:wps="http://schemas.microsoft.com/office/word/2010/wordprocessingShape" mc:Ignorable="w14 w15 w16se w16cid w16 w16cex w16sdtdh wp14">
+<w:hdr xmlns:wpc="http://schemas.microsoft.com/office/word/2010/wordprocessingCanvas" xmlns:cx="http://schemas.microsoft.com/office/drawing/2014/chartex" xmlns:cx1="http://schemas.microsoft.com/office/drawing/2015/9/8/chartex" xmlns:cx2="http://schemas.microsoft.com/office/drawing/2015/10/21/chartex" xmlns:cx3="http://schemas.microsoft.com/office/drawing/2016/5/9/chartex" xmlns:cx4="http://schemas.microsoft.com/office/drawing/2016/5/10/chartex" xmlns:cx5="http://schemas.microsoft.com/office/drawing/2016/5/11/chartex" xmlns:cx6="http://schemas.microsoft.com/office/drawing/2016/5/12/chartex" xmlns:cx7="http://schemas.microsoft.com/office/drawing/2016/5/13/chartex" xmlns:cx8="http://schemas.microsoft.com/office/drawing/2016/5/14/chartex" xmlns:mc="http://schemas.openxmlformats.org/markup-compatibility/2006" xmlns:aink="http://schemas.microsoft.com/office/drawing/2016/ink" xmlns:am3d="http://schemas.microsoft.com/office/drawing/2017/model3d" xmlns:o="urn:schemas-microsoft-com:office:office" xmlns:oel="http://schemas.microsoft.com/office/2019/extlst" xmlns:r="http://schemas.openxmlformats.org/officeDocument/2006/relationships" xmlns:m="http://schemas.openxmlformats.org/officeDocument/2006/math" xmlns:v="urn:schemas-microsoft-com:vml" xmlns:wp14="http://schemas.microsoft.com/office/word/2010/wordprocessingDrawing" xmlns:wp="http://schemas.openxmlformats.org/drawingml/2006/wordprocessingDrawing" xmlns:w10="urn:schemas-microsoft-com:office:word" xmlns:w="http://schemas.openxmlformats.org/wordprocessingml/2006/main" xmlns:w14="http://schemas.microsoft.com/office/word/2010/wordml" xmlns:w15="http://schemas.microsoft.com/office/word/2012/wordml" xmlns:w16cex="http://schemas.microsoft.com/office/word/2018/wordml/cex" xmlns:w16cid="http://schemas.microsoft.com/office/word/2016/wordml/cid" xmlns:w16="http://schemas.microsoft.com/office/word/2018/wordml" xmlns:w16du="http://schemas.microsoft.com/office/word/2023/wordml/word16du" xmlns:w16sdtdh="http://schemas.microsoft.com/office/word/2020/wordml/sdtdatahash" xmlns:w16sdtfl="http://schemas.microsoft.com/office/word/2024/wordml/sdtformatlock" xmlns:w16se="http://schemas.microsoft.com/office/word/2015/wordml/symex" xmlns:wpg="http://schemas.microsoft.com/office/word/2010/wordprocessingGroup" xmlns:wpi="http://schemas.microsoft.com/office/word/2010/wordprocessingInk" xmlns:wne="http://schemas.microsoft.com/office/word/2006/wordml" xmlns:wps="http://schemas.microsoft.com/office/word/2010/wordprocessingShape" mc:Ignorable="w14 w15 w16se w16cid w16 w16cex w16sdtdh w16sdtfl w16du wp14">
   <w:p>
     <w:pPr>
       <w:pStyle w:val="Header"/>
     </w:pPr>
-    <w:r>
-      <w:rPr>
-        <w:noProof/>
-      </w:rPr>
-      <w:pict w14:anchorId="0A9C50C9">
-        <v:shapetype id="_x0000_t136" coordsize="21600,21600" o:spt="136" adj="10800" path="m@7,l@8,m@5,21600l@6,21600e">
-          <v:formulas>
-            <v:f eqn="sum #0 0 10800"/>
-            <v:f eqn="prod #0 2 1"/>
-            <v:f eqn="sum 21600 0 @1"/>
-            <v:f eqn="sum 0 0 @2"/>
-            <v:f eqn="sum 21600 0 @3"/>
-            <v:f eqn="if @0 @3 0"/>
-            <v:f eqn="if @0 21600 @1"/>
-            <v:f eqn="if @0 0 @2"/>
-            <v:f eqn="if @0 @4 21600"/>
-            <v:f eqn="mid @5 @6"/>
-            <v:f eqn="mid @8 @5"/>
-            <v:f eqn="mid @7 @8"/>
-            <v:f eqn="mid @6 @7"/>
-            <v:f eqn="sum @6 0 @5"/>
-          </v:formulas>
-          <v:path textpathok="t" o:connecttype="custom" o:connectlocs="@9,0;@10,10800;@11,21600;@12,10800" o:connectangles="270,180,90,0"/>
-          <v:textpath on="t" fitshape="t"/>
-          <v:handles>
-            <v:h position="#0,bottomRight" xrange="6629,14971"/>
-          </v:handles>
-          <o:lock v:ext="edit" text="t" shapetype="t"/>
-        </v:shapetype>
-        <v:shape id="PowerPlusWaterMarkObject188793594" o:spid="_x0000_s1026" type="#_x0000_t136" style="position:absolute;margin-left:0;margin-top:0;width:516.95pt;height:119.3pt;rotation:315;z-index:-251655168;mso-position-horizontal:center;mso-position-horizontal-relative:margin;mso-position-vertical:center;mso-position-vertical-relative:margin" o:allowincell="f" fillcolor="silver" stroked="f">
-          <v:fill opacity=".5"/>
-          <v:textpath style="font-family:&quot;Calibri&quot;;font-size:1pt" string="DATA TUTORIALS"/>
-        </v:shape>
-      </w:pict>
-    </w:r>
   </w:p>
 </w:hdr>
 </file>
 
 <file path=word/header2.xml><?xml version="1.0" encoding="utf-8"?>
-<w:hdr xmlns:wpc="http://schemas.microsoft.com/office/word/2010/wordprocessingCanvas" xmlns:cx="http://schemas.microsoft.com/office/drawing/2014/chartex" xmlns:cx1="http://schemas.microsoft.com/office/drawing/2015/9/8/chartex" xmlns:cx2="http://schemas.microsoft.com/office/drawing/2015/10/21/chartex" xmlns:cx3="http://schemas.microsoft.com/office/drawing/2016/5/9/chartex" xmlns:cx4="http://schemas.microsoft.com/office/drawing/2016/5/10/chartex" xmlns:cx5="http://schemas.microsoft.com/office/drawing/2016/5/11/chartex" xmlns:cx6="http://schemas.microsoft.com/office/drawing/2016/5/12/chartex" xmlns:cx7="http://schemas.microsoft.com/office/drawing/2016/5/13/chartex" xmlns:cx8="http://schemas.microsoft.com/office/drawing/2016/5/14/chartex" xmlns:mc="http://schemas.openxmlformats.org/markup-compatibility/2006" xmlns:aink="http://schemas.microsoft.com/office/drawing/2016/ink" xmlns:am3d="http://schemas.microsoft.com/office/drawing/2017/model3d" xmlns:o="urn:schemas-microsoft-com:office:office" xmlns:oel="http://schemas.microsoft.com/office/2019/extlst" xmlns:r="http://schemas.openxmlformats.org/officeDocument/2006/relationships" xmlns:m="http://schemas.openxmlformats.org/officeDocument/2006/math" xmlns:v="urn:schemas-microsoft-com:vml" xmlns:wp14="http://schemas.microsoft.com/office/word/2010/wordprocessingDrawing" xmlns:wp="http://schemas.openxmlformats.org/drawingml/2006/wordprocessingDrawing" xmlns:w10="urn:schemas-microsoft-com:office:word" xmlns:w="http://schemas.openxmlformats.org/wordprocessingml/2006/main" xmlns:w14="http://schemas.microsoft.com/office/word/2010/wordml" xmlns:w15="http://schemas.microsoft.com/office/word/2012/wordml" xmlns:w16cex="http://schemas.microsoft.com/office/word/2018/wordml/cex" xmlns:w16cid="http://schemas.microsoft.com/office/word/2016/wordml/cid" xmlns:w16="http://schemas.microsoft.com/office/word/2018/wordml" xmlns:w16sdtdh="http://schemas.microsoft.com/office/word/2020/wordml/sdtdatahash" xmlns:w16se="http://schemas.microsoft.com/office/word/2015/wordml/symex" xmlns:wpg="http://schemas.microsoft.com/office/word/2010/wordprocessingGroup" xmlns:wpi="http://schemas.microsoft.com/office/word/2010/wordprocessingInk" xmlns:wne="http://schemas.microsoft.com/office/word/2006/wordml" xmlns:wps="http://schemas.microsoft.com/office/word/2010/wordprocessingShape" mc:Ignorable="w14 w15 w16se w16cid w16 w16cex w16sdtdh wp14">
+<w:hdr xmlns:wpc="http://schemas.microsoft.com/office/word/2010/wordprocessingCanvas" xmlns:cx="http://schemas.microsoft.com/office/drawing/2014/chartex" xmlns:cx1="http://schemas.microsoft.com/office/drawing/2015/9/8/chartex" xmlns:cx2="http://schemas.microsoft.com/office/drawing/2015/10/21/chartex" xmlns:cx3="http://schemas.microsoft.com/office/drawing/2016/5/9/chartex" xmlns:cx4="http://schemas.microsoft.com/office/drawing/2016/5/10/chartex" xmlns:cx5="http://schemas.microsoft.com/office/drawing/2016/5/11/chartex" xmlns:cx6="http://schemas.microsoft.com/office/drawing/2016/5/12/chartex" xmlns:cx7="http://schemas.microsoft.com/office/drawing/2016/5/13/chartex" xmlns:cx8="http://schemas.microsoft.com/office/drawing/2016/5/14/chartex" xmlns:mc="http://schemas.openxmlformats.org/markup-compatibility/2006" xmlns:aink="http://schemas.microsoft.com/office/drawing/2016/ink" xmlns:am3d="http://schemas.microsoft.com/office/drawing/2017/model3d" xmlns:o="urn:schemas-microsoft-com:office:office" xmlns:oel="http://schemas.microsoft.com/office/2019/extlst" xmlns:r="http://schemas.openxmlformats.org/officeDocument/2006/relationships" xmlns:m="http://schemas.openxmlformats.org/officeDocument/2006/math" xmlns:v="urn:schemas-microsoft-com:vml" xmlns:wp14="http://schemas.microsoft.com/office/word/2010/wordprocessingDrawing" xmlns:wp="http://schemas.openxmlformats.org/drawingml/2006/wordprocessingDrawing" xmlns:w10="urn:schemas-microsoft-com:office:word" xmlns:w="http://schemas.openxmlformats.org/wordprocessingml/2006/main" xmlns:w14="http://schemas.microsoft.com/office/word/2010/wordml" xmlns:w15="http://schemas.microsoft.com/office/word/2012/wordml" xmlns:w16cex="http://schemas.microsoft.com/office/word/2018/wordml/cex" xmlns:w16cid="http://schemas.microsoft.com/office/word/2016/wordml/cid" xmlns:w16="http://schemas.microsoft.com/office/word/2018/wordml" xmlns:w16du="http://schemas.microsoft.com/office/word/2023/wordml/word16du" xmlns:w16sdtdh="http://schemas.microsoft.com/office/word/2020/wordml/sdtdatahash" xmlns:w16sdtfl="http://schemas.microsoft.com/office/word/2024/wordml/sdtformatlock" xmlns:w16se="http://schemas.microsoft.com/office/word/2015/wordml/symex" xmlns:wpg="http://schemas.microsoft.com/office/word/2010/wordprocessingGroup" xmlns:wpi="http://schemas.microsoft.com/office/word/2010/wordprocessingInk" xmlns:wne="http://schemas.microsoft.com/office/word/2006/wordml" xmlns:wps="http://schemas.microsoft.com/office/word/2010/wordprocessingShape" mc:Ignorable="w14 w15 w16se w16cid w16 w16cex w16sdtdh w16sdtfl w16du wp14">
   <w:p>
     <w:pPr>
       <w:pStyle w:val="Header"/>
@@ -15925,139 +15927,22 @@
         <w:szCs w:val="20"/>
       </w:rPr>
     </w:pPr>
-    <w:r>
-      <w:rPr>
-        <w:noProof/>
-      </w:rPr>
-      <w:pict w14:anchorId="7F4452D3">
-        <v:shapetype id="_x0000_t136" coordsize="21600,21600" o:spt="136" adj="10800" path="m@7,l@8,m@5,21600l@6,21600e">
-          <v:formulas>
-            <v:f eqn="sum #0 0 10800"/>
-            <v:f eqn="prod #0 2 1"/>
-            <v:f eqn="sum 21600 0 @1"/>
-            <v:f eqn="sum 0 0 @2"/>
-            <v:f eqn="sum 21600 0 @3"/>
-            <v:f eqn="if @0 @3 0"/>
-            <v:f eqn="if @0 21600 @1"/>
-            <v:f eqn="if @0 0 @2"/>
-            <v:f eqn="if @0 @4 21600"/>
-            <v:f eqn="mid @5 @6"/>
-            <v:f eqn="mid @8 @5"/>
-            <v:f eqn="mid @7 @8"/>
-            <v:f eqn="mid @6 @7"/>
-            <v:f eqn="sum @6 0 @5"/>
-          </v:formulas>
-          <v:path textpathok="t" o:connecttype="custom" o:connectlocs="@9,0;@10,10800;@11,21600;@12,10800" o:connectangles="270,180,90,0"/>
-          <v:textpath on="t" fitshape="t"/>
-          <v:handles>
-            <v:h position="#0,bottomRight" xrange="6629,14971"/>
-          </v:handles>
-          <o:lock v:ext="edit" text="t" shapetype="t"/>
-        </v:shapetype>
-        <v:shape id="PowerPlusWaterMarkObject188793595" o:spid="_x0000_s1027" type="#_x0000_t136" style="position:absolute;margin-left:0;margin-top:0;width:516.95pt;height:119.3pt;rotation:315;z-index:-251653120;mso-position-horizontal:center;mso-position-horizontal-relative:margin;mso-position-vertical:center;mso-position-vertical-relative:margin" o:allowincell="f" fillcolor="silver" stroked="f">
-          <v:fill opacity=".5"/>
-          <v:textpath style="font-family:&quot;Calibri&quot;;font-size:1pt" string="DATA TUTORIALS"/>
-        </v:shape>
-      </w:pict>
-    </w:r>
-    <w:r>
-      <w:rPr>
-        <w:b/>
-        <w:bCs/>
-        <w:color w:val="4472C4" w:themeColor="accent1"/>
-        <w:sz w:val="20"/>
-        <w:szCs w:val="20"/>
-      </w:rPr>
-      <w:t>DATA TUTORIALS</w:t>
-    </w:r>
-    <w:r>
-      <w:rPr>
-        <w:b/>
-        <w:bCs/>
-        <w:color w:val="4472C4" w:themeColor="accent1"/>
-        <w:sz w:val="20"/>
-        <w:szCs w:val="20"/>
-      </w:rPr>
-      <w:tab/>
-    </w:r>
-    <w:r>
-      <w:rPr>
-        <w:b/>
-        <w:bCs/>
-        <w:i/>
-        <w:iCs/>
-        <w:color w:val="4472C4" w:themeColor="accent1"/>
-        <w:sz w:val="20"/>
-        <w:szCs w:val="20"/>
-      </w:rPr>
-      <w:tab/>
-      <w:t xml:space="preserve"> YT Link - </w:t>
-    </w:r>
-    <w:hyperlink r:id="rId1" w:history="1">
-      <w:r>
-        <w:rPr>
-          <w:rStyle w:val="Hyperlink"/>
-          <w:b/>
-          <w:bCs/>
-          <w:i/>
-          <w:iCs/>
-          <w:sz w:val="20"/>
-          <w:szCs w:val="20"/>
-        </w:rPr>
-        <w:t>https://www.youtube.com/@datatutorials1</w:t>
-      </w:r>
-    </w:hyperlink>
   </w:p>
 </w:hdr>
 </file>
 
 <file path=word/header3.xml><?xml version="1.0" encoding="utf-8"?>
-<w:hdr xmlns:wpc="http://schemas.microsoft.com/office/word/2010/wordprocessingCanvas" xmlns:cx="http://schemas.microsoft.com/office/drawing/2014/chartex" xmlns:cx1="http://schemas.microsoft.com/office/drawing/2015/9/8/chartex" xmlns:cx2="http://schemas.microsoft.com/office/drawing/2015/10/21/chartex" xmlns:cx3="http://schemas.microsoft.com/office/drawing/2016/5/9/chartex" xmlns:cx4="http://schemas.microsoft.com/office/drawing/2016/5/10/chartex" xmlns:cx5="http://schemas.microsoft.com/office/drawing/2016/5/11/chartex" xmlns:cx6="http://schemas.microsoft.com/office/drawing/2016/5/12/chartex" xmlns:cx7="http://schemas.microsoft.com/office/drawing/2016/5/13/chartex" xmlns:cx8="http://schemas.microsoft.com/office/drawing/2016/5/14/chartex" xmlns:mc="http://schemas.openxmlformats.org/markup-compatibility/2006" xmlns:aink="http://schemas.microsoft.com/office/drawing/2016/ink" xmlns:am3d="http://schemas.microsoft.com/office/drawing/2017/model3d" xmlns:o="urn:schemas-microsoft-com:office:office" xmlns:oel="http://schemas.microsoft.com/office/2019/extlst" xmlns:r="http://schemas.openxmlformats.org/officeDocument/2006/relationships" xmlns:m="http://schemas.openxmlformats.org/officeDocument/2006/math" xmlns:v="urn:schemas-microsoft-com:vml" xmlns:wp14="http://schemas.microsoft.com/office/word/2010/wordprocessingDrawing" xmlns:wp="http://schemas.openxmlformats.org/drawingml/2006/wordprocessingDrawing" xmlns:w10="urn:schemas-microsoft-com:office:word" xmlns:w="http://schemas.openxmlformats.org/wordprocessingml/2006/main" xmlns:w14="http://schemas.microsoft.com/office/word/2010/wordml" xmlns:w15="http://schemas.microsoft.com/office/word/2012/wordml" xmlns:w16cex="http://schemas.microsoft.com/office/word/2018/wordml/cex" xmlns:w16cid="http://schemas.microsoft.com/office/word/2016/wordml/cid" xmlns:w16="http://schemas.microsoft.com/office/word/2018/wordml" xmlns:w16sdtdh="http://schemas.microsoft.com/office/word/2020/wordml/sdtdatahash" xmlns:w16se="http://schemas.microsoft.com/office/word/2015/wordml/symex" xmlns:wpg="http://schemas.microsoft.com/office/word/2010/wordprocessingGroup" xmlns:wpi="http://schemas.microsoft.com/office/word/2010/wordprocessingInk" xmlns:wne="http://schemas.microsoft.com/office/word/2006/wordml" xmlns:wps="http://schemas.microsoft.com/office/word/2010/wordprocessingShape" mc:Ignorable="w14 w15 w16se w16cid w16 w16cex w16sdtdh wp14">
+<w:hdr xmlns:wpc="http://schemas.microsoft.com/office/word/2010/wordprocessingCanvas" xmlns:cx="http://schemas.microsoft.com/office/drawing/2014/chartex" xmlns:cx1="http://schemas.microsoft.com/office/drawing/2015/9/8/chartex" xmlns:cx2="http://schemas.microsoft.com/office/drawing/2015/10/21/chartex" xmlns:cx3="http://schemas.microsoft.com/office/drawing/2016/5/9/chartex" xmlns:cx4="http://schemas.microsoft.com/office/drawing/2016/5/10/chartex" xmlns:cx5="http://schemas.microsoft.com/office/drawing/2016/5/11/chartex" xmlns:cx6="http://schemas.microsoft.com/office/drawing/2016/5/12/chartex" xmlns:cx7="http://schemas.microsoft.com/office/drawing/2016/5/13/chartex" xmlns:cx8="http://schemas.microsoft.com/office/drawing/2016/5/14/chartex" xmlns:mc="http://schemas.openxmlformats.org/markup-compatibility/2006" xmlns:aink="http://schemas.microsoft.com/office/drawing/2016/ink" xmlns:am3d="http://schemas.microsoft.com/office/drawing/2017/model3d" xmlns:o="urn:schemas-microsoft-com:office:office" xmlns:oel="http://schemas.microsoft.com/office/2019/extlst" xmlns:r="http://schemas.openxmlformats.org/officeDocument/2006/relationships" xmlns:m="http://schemas.openxmlformats.org/officeDocument/2006/math" xmlns:v="urn:schemas-microsoft-com:vml" xmlns:wp14="http://schemas.microsoft.com/office/word/2010/wordprocessingDrawing" xmlns:wp="http://schemas.openxmlformats.org/drawingml/2006/wordprocessingDrawing" xmlns:w10="urn:schemas-microsoft-com:office:word" xmlns:w="http://schemas.openxmlformats.org/wordprocessingml/2006/main" xmlns:w14="http://schemas.microsoft.com/office/word/2010/wordml" xmlns:w15="http://schemas.microsoft.com/office/word/2012/wordml" xmlns:w16cex="http://schemas.microsoft.com/office/word/2018/wordml/cex" xmlns:w16cid="http://schemas.microsoft.com/office/word/2016/wordml/cid" xmlns:w16="http://schemas.microsoft.com/office/word/2018/wordml" xmlns:w16du="http://schemas.microsoft.com/office/word/2023/wordml/word16du" xmlns:w16sdtdh="http://schemas.microsoft.com/office/word/2020/wordml/sdtdatahash" xmlns:w16sdtfl="http://schemas.microsoft.com/office/word/2024/wordml/sdtformatlock" xmlns:w16se="http://schemas.microsoft.com/office/word/2015/wordml/symex" xmlns:wpg="http://schemas.microsoft.com/office/word/2010/wordprocessingGroup" xmlns:wpi="http://schemas.microsoft.com/office/word/2010/wordprocessingInk" xmlns:wne="http://schemas.microsoft.com/office/word/2006/wordml" xmlns:wps="http://schemas.microsoft.com/office/word/2010/wordprocessingShape" mc:Ignorable="w14 w15 w16se w16cid w16 w16cex w16sdtdh w16sdtfl w16du wp14">
   <w:p>
     <w:pPr>
       <w:pStyle w:val="Header"/>
     </w:pPr>
-    <w:r>
-      <w:rPr>
-        <w:noProof/>
-      </w:rPr>
-      <w:pict w14:anchorId="7CAF4DE2">
-        <v:shapetype id="_x0000_t136" coordsize="21600,21600" o:spt="136" adj="10800" path="m@7,l@8,m@5,21600l@6,21600e">
-          <v:formulas>
-            <v:f eqn="sum #0 0 10800"/>
-            <v:f eqn="prod #0 2 1"/>
-            <v:f eqn="sum 21600 0 @1"/>
-            <v:f eqn="sum 0 0 @2"/>
-            <v:f eqn="sum 21600 0 @3"/>
-            <v:f eqn="if @0 @3 0"/>
-            <v:f eqn="if @0 21600 @1"/>
-            <v:f eqn="if @0 0 @2"/>
-            <v:f eqn="if @0 @4 21600"/>
-            <v:f eqn="mid @5 @6"/>
-            <v:f eqn="mid @8 @5"/>
-            <v:f eqn="mid @7 @8"/>
-            <v:f eqn="mid @6 @7"/>
-            <v:f eqn="sum @6 0 @5"/>
-          </v:formulas>
-          <v:path textpathok="t" o:connecttype="custom" o:connectlocs="@9,0;@10,10800;@11,21600;@12,10800" o:connectangles="270,180,90,0"/>
-          <v:textpath on="t" fitshape="t"/>
-          <v:handles>
-            <v:h position="#0,bottomRight" xrange="6629,14971"/>
-          </v:handles>
-          <o:lock v:ext="edit" text="t" shapetype="t"/>
-        </v:shapetype>
-        <v:shape id="PowerPlusWaterMarkObject188793593" o:spid="_x0000_s1025" type="#_x0000_t136" style="position:absolute;margin-left:0;margin-top:0;width:516.95pt;height:119.3pt;rotation:315;z-index:-251657216;mso-position-horizontal:center;mso-position-horizontal-relative:margin;mso-position-vertical:center;mso-position-vertical-relative:margin" o:allowincell="f" fillcolor="silver" stroked="f">
-          <v:fill opacity=".5"/>
-          <v:textpath style="font-family:&quot;Calibri&quot;;font-size:1pt" string="DATA TUTORIALS"/>
-        </v:shape>
-      </w:pict>
-    </w:r>
   </w:p>
 </w:hdr>
 </file>
 
 <file path=word/numbering.xml><?xml version="1.0" encoding="utf-8"?>
-<w:numbering xmlns:wpc="http://schemas.microsoft.com/office/word/2010/wordprocessingCanvas" xmlns:cx="http://schemas.microsoft.com/office/drawing/2014/chartex" xmlns:cx1="http://schemas.microsoft.com/office/drawing/2015/9/8/chartex" xmlns:cx2="http://schemas.microsoft.com/office/drawing/2015/10/21/chartex" xmlns:cx3="http://schemas.microsoft.com/office/drawing/2016/5/9/chartex" xmlns:cx4="http://schemas.microsoft.com/office/drawing/2016/5/10/chartex" xmlns:cx5="http://schemas.microsoft.com/office/drawing/2016/5/11/chartex" xmlns:cx6="http://schemas.microsoft.com/office/drawing/2016/5/12/chartex" xmlns:cx7="http://schemas.microsoft.com/office/drawing/2016/5/13/chartex" xmlns:cx8="http://schemas.microsoft.com/office/drawing/2016/5/14/chartex" xmlns:mc="http://schemas.openxmlformats.org/markup-compatibility/2006" xmlns:aink="http://schemas.microsoft.com/office/drawing/2016/ink" xmlns:am3d="http://schemas.microsoft.com/office/drawing/2017/model3d" xmlns:o="urn:schemas-microsoft-com:office:office" xmlns:oel="http://schemas.microsoft.com/office/2019/extlst" xmlns:r="http://schemas.openxmlformats.org/officeDocument/2006/relationships" xmlns:m="http://schemas.openxmlformats.org/officeDocument/2006/math" xmlns:v="urn:schemas-microsoft-com:vml" xmlns:wp14="http://schemas.microsoft.com/office/word/2010/wordprocessingDrawing" xmlns:wp="http://schemas.openxmlformats.org/drawingml/2006/wordprocessingDrawing" xmlns:w10="urn:schemas-microsoft-com:office:word" xmlns:w="http://schemas.openxmlformats.org/wordprocessingml/2006/main" xmlns:w14="http://schemas.microsoft.com/office/word/2010/wordml" xmlns:w15="http://schemas.microsoft.com/office/word/2012/wordml" xmlns:w16cex="http://schemas.microsoft.com/office/word/2018/wordml/cex" xmlns:w16cid="http://schemas.microsoft.com/office/word/2016/wordml/cid" xmlns:w16="http://schemas.microsoft.com/office/word/2018/wordml" xmlns:w16sdtdh="http://schemas.microsoft.com/office/word/2020/wordml/sdtdatahash" xmlns:w16se="http://schemas.microsoft.com/office/word/2015/wordml/symex" xmlns:wpg="http://schemas.microsoft.com/office/word/2010/wordprocessingGroup" xmlns:wpi="http://schemas.microsoft.com/office/word/2010/wordprocessingInk" xmlns:wne="http://schemas.microsoft.com/office/word/2006/wordml" xmlns:wps="http://schemas.microsoft.com/office/word/2010/wordprocessingShape" mc:Ignorable="w14 w15 w16se w16cid w16 w16cex w16sdtdh wp14">
+<w:numbering xmlns:wpc="http://schemas.microsoft.com/office/word/2010/wordprocessingCanvas" xmlns:cx="http://schemas.microsoft.com/office/drawing/2014/chartex" xmlns:cx1="http://schemas.microsoft.com/office/drawing/2015/9/8/chartex" xmlns:cx2="http://schemas.microsoft.com/office/drawing/2015/10/21/chartex" xmlns:cx3="http://schemas.microsoft.com/office/drawing/2016/5/9/chartex" xmlns:cx4="http://schemas.microsoft.com/office/drawing/2016/5/10/chartex" xmlns:cx5="http://schemas.microsoft.com/office/drawing/2016/5/11/chartex" xmlns:cx6="http://schemas.microsoft.com/office/drawing/2016/5/12/chartex" xmlns:cx7="http://schemas.microsoft.com/office/drawing/2016/5/13/chartex" xmlns:cx8="http://schemas.microsoft.com/office/drawing/2016/5/14/chartex" xmlns:mc="http://schemas.openxmlformats.org/markup-compatibility/2006" xmlns:aink="http://schemas.microsoft.com/office/drawing/2016/ink" xmlns:am3d="http://schemas.microsoft.com/office/drawing/2017/model3d" xmlns:o="urn:schemas-microsoft-com:office:office" xmlns:oel="http://schemas.microsoft.com/office/2019/extlst" xmlns:r="http://schemas.openxmlformats.org/officeDocument/2006/relationships" xmlns:m="http://schemas.openxmlformats.org/officeDocument/2006/math" xmlns:v="urn:schemas-microsoft-com:vml" xmlns:wp14="http://schemas.microsoft.com/office/word/2010/wordprocessingDrawing" xmlns:wp="http://schemas.openxmlformats.org/drawingml/2006/wordprocessingDrawing" xmlns:w10="urn:schemas-microsoft-com:office:word" xmlns:w="http://schemas.openxmlformats.org/wordprocessingml/2006/main" xmlns:w14="http://schemas.microsoft.com/office/word/2010/wordml" xmlns:w15="http://schemas.microsoft.com/office/word/2012/wordml" xmlns:w16cex="http://schemas.microsoft.com/office/word/2018/wordml/cex" xmlns:w16cid="http://schemas.microsoft.com/office/word/2016/wordml/cid" xmlns:w16="http://schemas.microsoft.com/office/word/2018/wordml" xmlns:w16du="http://schemas.microsoft.com/office/word/2023/wordml/word16du" xmlns:w16sdtdh="http://schemas.microsoft.com/office/word/2020/wordml/sdtdatahash" xmlns:w16sdtfl="http://schemas.microsoft.com/office/word/2024/wordml/sdtformatlock" xmlns:w16se="http://schemas.microsoft.com/office/word/2015/wordml/symex" xmlns:wpg="http://schemas.microsoft.com/office/word/2010/wordprocessingGroup" xmlns:wpi="http://schemas.microsoft.com/office/word/2010/wordprocessingInk" xmlns:wne="http://schemas.microsoft.com/office/word/2006/wordml" xmlns:wps="http://schemas.microsoft.com/office/word/2010/wordprocessingShape" mc:Ignorable="w14 w15 w16se w16cid w16 w16cex w16sdtdh w16sdtfl w16du wp14">
   <w:abstractNum w:abstractNumId="0" w15:restartNumberingAfterBreak="0">
     <w:nsid w:val="551F5F96"/>
     <w:multiLevelType w:val="hybridMultilevel"/>
@@ -16246,7 +16131,7 @@
 </file>
 
 <file path=word/styles.xml><?xml version="1.0" encoding="utf-8"?>
-<w:styles xmlns:mc="http://schemas.openxmlformats.org/markup-compatibility/2006" xmlns:r="http://schemas.openxmlformats.org/officeDocument/2006/relationships" xmlns:w="http://schemas.openxmlformats.org/wordprocessingml/2006/main" xmlns:w14="http://schemas.microsoft.com/office/word/2010/wordml" xmlns:w15="http://schemas.microsoft.com/office/word/2012/wordml" xmlns:w16cex="http://schemas.microsoft.com/office/word/2018/wordml/cex" xmlns:w16cid="http://schemas.microsoft.com/office/word/2016/wordml/cid" xmlns:w16="http://schemas.microsoft.com/office/word/2018/wordml" xmlns:w16sdtdh="http://schemas.microsoft.com/office/word/2020/wordml/sdtdatahash" xmlns:w16se="http://schemas.microsoft.com/office/word/2015/wordml/symex" mc:Ignorable="w14 w15 w16se w16cid w16 w16cex w16sdtdh">
+<w:styles xmlns:mc="http://schemas.openxmlformats.org/markup-compatibility/2006" xmlns:r="http://schemas.openxmlformats.org/officeDocument/2006/relationships" xmlns:w="http://schemas.openxmlformats.org/wordprocessingml/2006/main" xmlns:w14="http://schemas.microsoft.com/office/word/2010/wordml" xmlns:w15="http://schemas.microsoft.com/office/word/2012/wordml" xmlns:w16cex="http://schemas.microsoft.com/office/word/2018/wordml/cex" xmlns:w16cid="http://schemas.microsoft.com/office/word/2016/wordml/cid" xmlns:w16="http://schemas.microsoft.com/office/word/2018/wordml" xmlns:w16du="http://schemas.microsoft.com/office/word/2023/wordml/word16du" xmlns:w16sdtdh="http://schemas.microsoft.com/office/word/2020/wordml/sdtdatahash" xmlns:w16sdtfl="http://schemas.microsoft.com/office/word/2024/wordml/sdtformatlock" xmlns:w16se="http://schemas.microsoft.com/office/word/2015/wordml/symex" mc:Ignorable="w14 w15 w16se w16cid w16 w16cex w16sdtdh w16sdtfl w16du">
   <w:docDefaults>
     <w:rPrDefault>
       <w:rPr>
